--- a/Decoupe/04_Acte_II_Bar_Nicolas_Theodore.docx
+++ b/Decoupe/04_Acte_II_Bar_Nicolas_Theodore.docx
@@ -105,7 +105,7 @@
         <w:t>Duc Théodorette</w:t>
       </w:r>
       <w:r>
-        <w:t xml:space="preserve"> : une lettre pliée, « Mon cher Duc, je sais pour Vienne. Mille cinq cents livres pour mon silence. — L. »</w:t>
+        <w:t xml:space="preserve"> : une lettre pliée, « Monsieur le Duc, la diplomatie de Vienne n’épargne jamais les imprudents — et je crains qu’une certaine note confidentielle n’ait laissé plus de traces qu’on ne le souhaiterait. Mille cinq cents livres me feront perdre le fil de cette rumeur. — L. »</w:t>
       </w:r>
     </w:p>
     <w:p>

--- a/Decoupe/04_Acte_II_Bar_Nicolas_Theodore.docx
+++ b/Decoupe/04_Acte_II_Bar_Nicolas_Theodore.docx
@@ -227,6 +227,17 @@
       </w:r>
       <w:r>
         <w:t xml:space="preserve"> : Marie sortant troublée du potager à 16h55. Théodorette qui rentre du couloir intérieur à 17h20, bouleversé (PIVOT). Amandinette glissant à Léa pendant le toast : « Nous devons parler. Seules. »</w:t>
+      </w:r>
+    </w:p>
+    <w:p>
+      <w:pPr>
+        <w:spacing w:before="120" w:after="120"/>
+      </w:pPr>
+      <w:r>
+        <w:rPr>
+          <w:sz w:val="22"/>
+        </w:rPr>
+        <w:t xml:space="preserve">Lady Marie (PIVOT secondaire) : si Chloé l’interroge sur le couloir, Marie livre avoir vu une silhouette féminine en robe sombre traverser à 17h13-17h15 vers le jardin. Marie ne reconnaît pas — mais le créneau et le sens (couloir → jardin) coïncident exactement avec le trajet d’Amandinette (sortie de la salle de bain par le couloir à 17h13, vue par Tatoine au jardin à 17h15). Le faire dire à Chloé : « une femme, vers le jardin, à 17h13-17h15 » + Tatoine « Amandinette au jardin à 17h15 » = Amandinette dans le couloir à 17h13-17h15. Triangulation à inciter discrètement.</w:t>
       </w:r>
     </w:p>
     <w:p>
